--- a/docx_resources/Вечірня-Утреня/В,У - Мінея/09-Вересень/23-__-зачаття_Предтечі.docx
+++ b/docx_resources/Вечірня-Утреня/В,У - Мінея/09-Вересень/23-__-зачаття_Предтечі.docx
@@ -25,7 +25,7 @@
       </w:r>
       <w:r>
         <w:rPr>
-          <w:rFonts w:ascii="Segoe UI Symbol" w:eastAsia="Quattrocento Sans" w:hAnsi="Segoe UI Symbol" w:cs="Segoe UI Symbol"/>
+          <w:rFonts w:ascii="Times New Roman" w:eastAsia="Quattrocento Sans" w:hAnsi="Times New Roman" w:cs="Segoe UI Symbol"/>
           <w:color w:val="FF0000"/>
           <w:sz w:val="24"/>
           <w:szCs w:val="24"/>
@@ -76,6 +76,7 @@
         <w:rPr>
           <w:rFonts w:ascii="Times New Roman" w:hAnsi="Times New Roman" w:cs="Times New Roman"/>
           <w:b/>
+          <w:sz w:val="24"/>
         </w:rPr>
         <w:t>ВЕЧІРНЯ</w:t>
       </w:r>
@@ -1771,6 +1772,7 @@
           <w:b/>
           <w:i/>
           <w:color w:val="FF0000"/>
+          <w:sz w:val="24"/>
           <w:lang w:val="ru-MD"/>
         </w:rPr>
         <w:t>Вечірні молитви</w:t>
@@ -6661,6 +6663,7 @@
           <w:b/>
           <w:i/>
           <w:color w:val="FF0000"/>
+          <w:sz w:val="24"/>
           <w:lang w:val="ru-MD"/>
         </w:rPr>
         <w:lastRenderedPageBreak/>
@@ -8543,6 +8546,7 @@
           <w:b/>
           <w:i/>
           <w:color w:val="FF0000"/>
+          <w:sz w:val="24"/>
         </w:rPr>
         <w:t xml:space="preserve">Прокімен. </w:t>
       </w:r>
@@ -8551,6 +8555,7 @@
           <w:rFonts w:ascii="Times New Roman" w:eastAsia="Times New Roman" w:hAnsi="Times New Roman" w:cs="Times New Roman"/>
           <w:i/>
           <w:color w:val="FF0000"/>
+          <w:sz w:val="24"/>
         </w:rPr>
         <w:t>Псалом 58 (г. 7):</w:t>
       </w:r>
@@ -8645,6 +8650,7 @@
           <w:b/>
           <w:i/>
           <w:color w:val="FF0000"/>
+          <w:sz w:val="24"/>
         </w:rPr>
         <w:t>Сподоби, Господи</w:t>
       </w:r>
@@ -9452,6 +9458,7 @@
           <w:b/>
           <w:i/>
           <w:color w:val="FF0000"/>
+          <w:sz w:val="24"/>
         </w:rPr>
         <w:t>Прохальна єктенія</w:t>
       </w:r>
@@ -10655,6 +10662,7 @@
           <w:b/>
           <w:i/>
           <w:color w:val="FF0000"/>
+          <w:sz w:val="24"/>
         </w:rPr>
         <w:t>Пісня Симеона</w:t>
       </w:r>
@@ -11215,6 +11223,7 @@
           <w:b/>
           <w:i/>
           <w:color w:val="FF0000"/>
+          <w:sz w:val="24"/>
         </w:rPr>
         <w:lastRenderedPageBreak/>
         <w:t>Тропарі</w:t>
@@ -11325,6 +11334,7 @@
           <w:b/>
           <w:i/>
           <w:color w:val="FF0000"/>
+          <w:sz w:val="24"/>
         </w:rPr>
         <w:t>Єктенія усильно</w:t>
       </w:r>
@@ -11334,6 +11344,7 @@
           <w:b/>
           <w:i/>
           <w:color w:val="FF0000"/>
+          <w:sz w:val="24"/>
         </w:rPr>
         <w:t>го благання</w:t>
       </w:r>
@@ -12243,6 +12254,7 @@
           <w:b/>
           <w:i/>
           <w:color w:val="FF0000"/>
+          <w:sz w:val="24"/>
         </w:rPr>
         <w:t>Після Вечірні</w:t>
       </w:r>
@@ -12311,6 +12323,7 @@
       <w:r>
         <w:rPr>
           <w:rFonts w:ascii="Times New Roman" w:hAnsi="Times New Roman"/>
+          <w:sz w:val="24"/>
         </w:rPr>
         <w:br w:type="page"/>
       </w:r>
@@ -12329,6 +12342,7 @@
         <w:rPr>
           <w:rFonts w:ascii="Times New Roman" w:hAnsi="Times New Roman" w:cs="Times New Roman"/>
           <w:b/>
+          <w:sz w:val="24"/>
         </w:rPr>
         <w:lastRenderedPageBreak/>
         <w:t>УТРЕНЯ</w:t>
@@ -14907,6 +14921,7 @@
           <w:b/>
           <w:i/>
           <w:color w:val="FF0000"/>
+          <w:sz w:val="24"/>
         </w:rPr>
         <w:t>Утренні молитви</w:t>
       </w:r>
@@ -16619,6 +16634,7 @@
           <w:b/>
           <w:i/>
           <w:color w:val="FF0000"/>
+          <w:sz w:val="24"/>
         </w:rPr>
         <w:t>Бог Господь...</w:t>
       </w:r>
@@ -16627,6 +16643,7 @@
           <w:rFonts w:ascii="Times New Roman" w:eastAsia="Times New Roman" w:hAnsi="Times New Roman" w:cs="Times New Roman"/>
           <w:i/>
           <w:color w:val="FF0000"/>
+          <w:sz w:val="24"/>
         </w:rPr>
         <w:t xml:space="preserve"> (Пс. 117), глас 4</w:t>
       </w:r>
@@ -16860,6 +16877,7 @@
           <w:b/>
           <w:i/>
           <w:color w:val="FF0000"/>
+          <w:sz w:val="24"/>
         </w:rPr>
         <w:t>Тропарі</w:t>
       </w:r>
@@ -17025,6 +17043,7 @@
           <w:b/>
           <w:i/>
           <w:color w:val="FF0000"/>
+          <w:sz w:val="24"/>
         </w:rPr>
         <w:lastRenderedPageBreak/>
         <w:t>Мала єктенія</w:t>
@@ -17364,6 +17383,7 @@
           <w:b/>
           <w:i/>
           <w:color w:val="FF0000"/>
+          <w:sz w:val="24"/>
         </w:rPr>
         <w:t>Перший сідальний</w:t>
       </w:r>
@@ -17494,6 +17514,7 @@
           <w:b/>
           <w:i/>
           <w:color w:val="FF0000"/>
+          <w:sz w:val="24"/>
         </w:rPr>
         <w:t>Мала єктенія</w:t>
       </w:r>
@@ -17851,6 +17872,7 @@
           <w:b/>
           <w:i/>
           <w:color w:val="FF0000"/>
+          <w:sz w:val="24"/>
         </w:rPr>
         <w:t>Другий сідальний</w:t>
       </w:r>
@@ -17949,6 +17971,7 @@
           <w:b/>
           <w:i/>
           <w:color w:val="FF0000"/>
+          <w:sz w:val="24"/>
         </w:rPr>
         <w:t>Псалом 50</w:t>
       </w:r>
@@ -19122,6 +19145,7 @@
           <w:b/>
           <w:i/>
           <w:color w:val="FF0000"/>
+          <w:sz w:val="24"/>
         </w:rPr>
         <w:t>Мала єктенія</w:t>
       </w:r>
@@ -20319,6 +20343,7 @@
           <w:b/>
           <w:i/>
           <w:color w:val="FF0000"/>
+          <w:sz w:val="24"/>
         </w:rPr>
         <w:t>Мала єктенія</w:t>
       </w:r>
@@ -21256,6 +21281,7 @@
           <w:b/>
           <w:i/>
           <w:color w:val="FF0000"/>
+          <w:sz w:val="24"/>
         </w:rPr>
         <w:t>Пісня Богородиці</w:t>
       </w:r>
@@ -21716,6 +21742,7 @@
           <w:b/>
           <w:i/>
           <w:color w:val="FF0000"/>
+          <w:sz w:val="24"/>
         </w:rPr>
         <w:t>Достойно</w:t>
       </w:r>
@@ -21787,6 +21814,7 @@
           <w:b/>
           <w:i/>
           <w:color w:val="FF0000"/>
+          <w:sz w:val="24"/>
         </w:rPr>
         <w:t>Мала єктенія</w:t>
       </w:r>
@@ -22124,6 +22152,7 @@
           <w:b/>
           <w:i/>
           <w:color w:val="FF0000"/>
+          <w:sz w:val="24"/>
         </w:rPr>
         <w:t>Світильний</w:t>
       </w:r>
@@ -22832,6 +22861,7 @@
           <w:b/>
           <w:i/>
           <w:color w:val="FF0000"/>
+          <w:sz w:val="24"/>
         </w:rPr>
         <w:t>Стихири</w:t>
       </w:r>
@@ -23275,6 +23305,7 @@
           <w:b/>
           <w:i/>
           <w:color w:val="FF0000"/>
+          <w:sz w:val="24"/>
         </w:rPr>
         <w:t>Велике славослов'я</w:t>
       </w:r>
@@ -23904,6 +23935,7 @@
           <w:b/>
           <w:i/>
           <w:color w:val="FF0000"/>
+          <w:sz w:val="24"/>
         </w:rPr>
         <w:t>Тропар</w:t>
       </w:r>
@@ -24021,6 +24053,7 @@
           <w:b/>
           <w:i/>
           <w:color w:val="FF0000"/>
+          <w:sz w:val="24"/>
         </w:rPr>
         <w:t>Єктенія усильного благання</w:t>
       </w:r>
@@ -24441,6 +24474,7 @@
           <w:b/>
           <w:i/>
           <w:color w:val="FF0000"/>
+          <w:sz w:val="24"/>
         </w:rPr>
         <w:t>Прохальна єктенія</w:t>
       </w:r>

--- a/docx_resources/Вечірня-Утреня/В,У - Мінея/09-Вересень/23-__-зачаття_Предтечі.docx
+++ b/docx_resources/Вечірня-Утреня/В,У - Мінея/09-Вересень/23-__-зачаття_Предтечі.docx
@@ -25,7 +25,7 @@
       </w:r>
       <w:r>
         <w:rPr>
-          <w:rFonts w:ascii="Times New Roman" w:eastAsia="Quattrocento Sans" w:hAnsi="Times New Roman" w:cs="Segoe UI Symbol"/>
+          <w:rFonts w:ascii="Segoe UI Symbol" w:eastAsia="Quattrocento Sans" w:hAnsi="Segoe UI Symbol" w:cs="Segoe UI Symbol"/>
           <w:color w:val="FF0000"/>
           <w:sz w:val="24"/>
           <w:szCs w:val="24"/>
@@ -76,7 +76,6 @@
         <w:rPr>
           <w:rFonts w:ascii="Times New Roman" w:hAnsi="Times New Roman" w:cs="Times New Roman"/>
           <w:b/>
-          <w:sz w:val="24"/>
         </w:rPr>
         <w:t>ВЕЧІРНЯ</w:t>
       </w:r>
@@ -1772,7 +1771,6 @@
           <w:b/>
           <w:i/>
           <w:color w:val="FF0000"/>
-          <w:sz w:val="24"/>
           <w:lang w:val="ru-MD"/>
         </w:rPr>
         <w:t>Вечірні молитви</w:t>
@@ -6663,7 +6661,6 @@
           <w:b/>
           <w:i/>
           <w:color w:val="FF0000"/>
-          <w:sz w:val="24"/>
           <w:lang w:val="ru-MD"/>
         </w:rPr>
         <w:lastRenderedPageBreak/>
@@ -8546,7 +8543,6 @@
           <w:b/>
           <w:i/>
           <w:color w:val="FF0000"/>
-          <w:sz w:val="24"/>
         </w:rPr>
         <w:t xml:space="preserve">Прокімен. </w:t>
       </w:r>
@@ -8555,7 +8551,6 @@
           <w:rFonts w:ascii="Times New Roman" w:eastAsia="Times New Roman" w:hAnsi="Times New Roman" w:cs="Times New Roman"/>
           <w:i/>
           <w:color w:val="FF0000"/>
-          <w:sz w:val="24"/>
         </w:rPr>
         <w:t>Псалом 58 (г. 7):</w:t>
       </w:r>
@@ -8650,7 +8645,6 @@
           <w:b/>
           <w:i/>
           <w:color w:val="FF0000"/>
-          <w:sz w:val="24"/>
         </w:rPr>
         <w:t>Сподоби, Господи</w:t>
       </w:r>
@@ -9458,7 +9452,6 @@
           <w:b/>
           <w:i/>
           <w:color w:val="FF0000"/>
-          <w:sz w:val="24"/>
         </w:rPr>
         <w:t>Прохальна єктенія</w:t>
       </w:r>
@@ -10662,7 +10655,6 @@
           <w:b/>
           <w:i/>
           <w:color w:val="FF0000"/>
-          <w:sz w:val="24"/>
         </w:rPr>
         <w:t>Пісня Симеона</w:t>
       </w:r>
@@ -11223,7 +11215,6 @@
           <w:b/>
           <w:i/>
           <w:color w:val="FF0000"/>
-          <w:sz w:val="24"/>
         </w:rPr>
         <w:lastRenderedPageBreak/>
         <w:t>Тропарі</w:t>
@@ -11334,7 +11325,6 @@
           <w:b/>
           <w:i/>
           <w:color w:val="FF0000"/>
-          <w:sz w:val="24"/>
         </w:rPr>
         <w:t>Єктенія усильно</w:t>
       </w:r>
@@ -11344,7 +11334,6 @@
           <w:b/>
           <w:i/>
           <w:color w:val="FF0000"/>
-          <w:sz w:val="24"/>
         </w:rPr>
         <w:t>го благання</w:t>
       </w:r>
@@ -12254,7 +12243,6 @@
           <w:b/>
           <w:i/>
           <w:color w:val="FF0000"/>
-          <w:sz w:val="24"/>
         </w:rPr>
         <w:t>Після Вечірні</w:t>
       </w:r>
@@ -12323,7 +12311,6 @@
       <w:r>
         <w:rPr>
           <w:rFonts w:ascii="Times New Roman" w:hAnsi="Times New Roman"/>
-          <w:sz w:val="24"/>
         </w:rPr>
         <w:br w:type="page"/>
       </w:r>
@@ -12342,7 +12329,6 @@
         <w:rPr>
           <w:rFonts w:ascii="Times New Roman" w:hAnsi="Times New Roman" w:cs="Times New Roman"/>
           <w:b/>
-          <w:sz w:val="24"/>
         </w:rPr>
         <w:lastRenderedPageBreak/>
         <w:t>УТРЕНЯ</w:t>
@@ -14921,7 +14907,6 @@
           <w:b/>
           <w:i/>
           <w:color w:val="FF0000"/>
-          <w:sz w:val="24"/>
         </w:rPr>
         <w:t>Утренні молитви</w:t>
       </w:r>
@@ -16634,7 +16619,6 @@
           <w:b/>
           <w:i/>
           <w:color w:val="FF0000"/>
-          <w:sz w:val="24"/>
         </w:rPr>
         <w:t>Бог Господь...</w:t>
       </w:r>
@@ -16643,7 +16627,6 @@
           <w:rFonts w:ascii="Times New Roman" w:eastAsia="Times New Roman" w:hAnsi="Times New Roman" w:cs="Times New Roman"/>
           <w:i/>
           <w:color w:val="FF0000"/>
-          <w:sz w:val="24"/>
         </w:rPr>
         <w:t xml:space="preserve"> (Пс. 117), глас 4</w:t>
       </w:r>
@@ -16877,7 +16860,6 @@
           <w:b/>
           <w:i/>
           <w:color w:val="FF0000"/>
-          <w:sz w:val="24"/>
         </w:rPr>
         <w:t>Тропарі</w:t>
       </w:r>
@@ -17043,7 +17025,6 @@
           <w:b/>
           <w:i/>
           <w:color w:val="FF0000"/>
-          <w:sz w:val="24"/>
         </w:rPr>
         <w:lastRenderedPageBreak/>
         <w:t>Мала єктенія</w:t>
@@ -17383,7 +17364,6 @@
           <w:b/>
           <w:i/>
           <w:color w:val="FF0000"/>
-          <w:sz w:val="24"/>
         </w:rPr>
         <w:t>Перший сідальний</w:t>
       </w:r>
@@ -17514,7 +17494,6 @@
           <w:b/>
           <w:i/>
           <w:color w:val="FF0000"/>
-          <w:sz w:val="24"/>
         </w:rPr>
         <w:t>Мала єктенія</w:t>
       </w:r>
@@ -17872,7 +17851,6 @@
           <w:b/>
           <w:i/>
           <w:color w:val="FF0000"/>
-          <w:sz w:val="24"/>
         </w:rPr>
         <w:t>Другий сідальний</w:t>
       </w:r>
@@ -17971,7 +17949,6 @@
           <w:b/>
           <w:i/>
           <w:color w:val="FF0000"/>
-          <w:sz w:val="24"/>
         </w:rPr>
         <w:t>Псалом 50</w:t>
       </w:r>
@@ -19145,7 +19122,6 @@
           <w:b/>
           <w:i/>
           <w:color w:val="FF0000"/>
-          <w:sz w:val="24"/>
         </w:rPr>
         <w:t>Мала єктенія</w:t>
       </w:r>
@@ -20343,7 +20319,6 @@
           <w:b/>
           <w:i/>
           <w:color w:val="FF0000"/>
-          <w:sz w:val="24"/>
         </w:rPr>
         <w:t>Мала єктенія</w:t>
       </w:r>
@@ -21281,7 +21256,6 @@
           <w:b/>
           <w:i/>
           <w:color w:val="FF0000"/>
-          <w:sz w:val="24"/>
         </w:rPr>
         <w:t>Пісня Богородиці</w:t>
       </w:r>
@@ -21742,7 +21716,6 @@
           <w:b/>
           <w:i/>
           <w:color w:val="FF0000"/>
-          <w:sz w:val="24"/>
         </w:rPr>
         <w:t>Достойно</w:t>
       </w:r>
@@ -21814,7 +21787,6 @@
           <w:b/>
           <w:i/>
           <w:color w:val="FF0000"/>
-          <w:sz w:val="24"/>
         </w:rPr>
         <w:t>Мала єктенія</w:t>
       </w:r>
@@ -22152,7 +22124,6 @@
           <w:b/>
           <w:i/>
           <w:color w:val="FF0000"/>
-          <w:sz w:val="24"/>
         </w:rPr>
         <w:t>Світильний</w:t>
       </w:r>
@@ -22861,7 +22832,6 @@
           <w:b/>
           <w:i/>
           <w:color w:val="FF0000"/>
-          <w:sz w:val="24"/>
         </w:rPr>
         <w:t>Стихири</w:t>
       </w:r>
@@ -23305,7 +23275,6 @@
           <w:b/>
           <w:i/>
           <w:color w:val="FF0000"/>
-          <w:sz w:val="24"/>
         </w:rPr>
         <w:t>Велике славослов'я</w:t>
       </w:r>
@@ -23935,7 +23904,6 @@
           <w:b/>
           <w:i/>
           <w:color w:val="FF0000"/>
-          <w:sz w:val="24"/>
         </w:rPr>
         <w:t>Тропар</w:t>
       </w:r>
@@ -24053,7 +24021,6 @@
           <w:b/>
           <w:i/>
           <w:color w:val="FF0000"/>
-          <w:sz w:val="24"/>
         </w:rPr>
         <w:t>Єктенія усильного благання</w:t>
       </w:r>
@@ -24474,7 +24441,6 @@
           <w:b/>
           <w:i/>
           <w:color w:val="FF0000"/>
-          <w:sz w:val="24"/>
         </w:rPr>
         <w:t>Прохальна єктенія</w:t>
       </w:r>
